--- a/flow/20240204_zachala/ap302.docx
+++ b/flow/20240204_zachala/ap302.docx
@@ -6,8 +6,13 @@
       <w:pPr>
         <w:pStyle w:val="3"/>
       </w:pPr>
-      <w:r>
-        <w:t>Хрищення Господнє</w:t>
+      <w:proofErr w:type="spellStart"/>
+      <w:r>
+        <w:t>Хрищення</w:t>
+      </w:r>
+      <w:proofErr w:type="spellEnd"/>
+      <w:r>
+        <w:t xml:space="preserve"> Господнє</w:t>
       </w:r>
     </w:p>
     <w:p>
@@ -27,7 +32,29 @@
           <w:sz w:val="27"/>
           <w:szCs w:val="27"/>
         </w:rPr>
-        <w:t>Тит. 302 зач.; 2, 11-14; 3, 4-7.</w:t>
+        <w:t xml:space="preserve">Тит. 302 </w:t>
+      </w:r>
+      <w:proofErr w:type="spellStart"/>
+      <w:r>
+        <w:rPr>
+          <w:i/>
+          <w:iCs/>
+          <w:color w:val="000000"/>
+          <w:sz w:val="27"/>
+          <w:szCs w:val="27"/>
+        </w:rPr>
+        <w:t>зач</w:t>
+      </w:r>
+      <w:proofErr w:type="spellEnd"/>
+      <w:r>
+        <w:rPr>
+          <w:i/>
+          <w:iCs/>
+          <w:color w:val="000000"/>
+          <w:sz w:val="27"/>
+          <w:szCs w:val="27"/>
+        </w:rPr>
+        <w:t>.; 2, 11-14; 3, 4-7.</w:t>
       </w:r>
     </w:p>
     <w:p>
@@ -93,7 +120,25 @@
           <w:sz w:val="27"/>
           <w:szCs w:val="27"/>
         </w:rPr>
-        <w:t>. і навчає нас, щоб ми, зреклися нечестя та грішних бажань цього світу, жили тверезо, праведно і благочестиво в нинішньому віці, </w:t>
+        <w:t xml:space="preserve">. і навчає нас, щоб ми, </w:t>
+      </w:r>
+      <w:proofErr w:type="spellStart"/>
+      <w:r>
+        <w:rPr>
+          <w:color w:val="000000"/>
+          <w:sz w:val="27"/>
+          <w:szCs w:val="27"/>
+        </w:rPr>
+        <w:t>зреклися</w:t>
+      </w:r>
+      <w:proofErr w:type="spellEnd"/>
+      <w:r>
+        <w:rPr>
+          <w:color w:val="000000"/>
+          <w:sz w:val="27"/>
+          <w:szCs w:val="27"/>
+        </w:rPr>
+        <w:t xml:space="preserve"> нечестя та грішних бажань цього світу, жили тверезо, праведно і благочестиво в нинішньому віці, </w:t>
       </w:r>
       <w:r>
         <w:rPr>
@@ -175,7 +220,43 @@
           <w:sz w:val="27"/>
           <w:szCs w:val="27"/>
         </w:rPr>
-        <w:t>. він спас нас не ради діл справедливости, які ми були зробили, але зо свого милосердя, купіллю відродження і відновлення Святого Духа, </w:t>
+        <w:t xml:space="preserve">. він спас нас не ради діл </w:t>
+      </w:r>
+      <w:proofErr w:type="spellStart"/>
+      <w:r>
+        <w:rPr>
+          <w:color w:val="000000"/>
+          <w:sz w:val="27"/>
+          <w:szCs w:val="27"/>
+        </w:rPr>
+        <w:t>справедливости</w:t>
+      </w:r>
+      <w:proofErr w:type="spellEnd"/>
+      <w:r>
+        <w:rPr>
+          <w:color w:val="000000"/>
+          <w:sz w:val="27"/>
+          <w:szCs w:val="27"/>
+        </w:rPr>
+        <w:t xml:space="preserve">, які ми були зробили, але зо свого милосердя, </w:t>
+      </w:r>
+      <w:proofErr w:type="spellStart"/>
+      <w:r>
+        <w:rPr>
+          <w:color w:val="000000"/>
+          <w:sz w:val="27"/>
+          <w:szCs w:val="27"/>
+        </w:rPr>
+        <w:t>купіллю</w:t>
+      </w:r>
+      <w:proofErr w:type="spellEnd"/>
+      <w:r>
+        <w:rPr>
+          <w:color w:val="000000"/>
+          <w:sz w:val="27"/>
+          <w:szCs w:val="27"/>
+        </w:rPr>
+        <w:t xml:space="preserve"> відродження і відновлення Святого Духа, </w:t>
       </w:r>
       <w:r>
         <w:rPr>
@@ -193,7 +274,25 @@
           <w:sz w:val="27"/>
           <w:szCs w:val="27"/>
         </w:rPr>
-        <w:t>. якого вилив на нас щедро через Ісуса Христа, нашого Спаса, </w:t>
+        <w:t xml:space="preserve">. якого вилив на нас </w:t>
+      </w:r>
+      <w:proofErr w:type="spellStart"/>
+      <w:r>
+        <w:rPr>
+          <w:color w:val="000000"/>
+          <w:sz w:val="27"/>
+          <w:szCs w:val="27"/>
+        </w:rPr>
+        <w:t>щедро</w:t>
+      </w:r>
+      <w:proofErr w:type="spellEnd"/>
+      <w:r>
+        <w:rPr>
+          <w:color w:val="000000"/>
+          <w:sz w:val="27"/>
+          <w:szCs w:val="27"/>
+        </w:rPr>
+        <w:t xml:space="preserve"> через Ісуса Христа, нашого Спаса, </w:t>
       </w:r>
       <w:r>
         <w:rPr>
@@ -236,7 +335,25 @@
           <w:i/>
           <w:color w:val="FF0000"/>
         </w:rPr>
-        <w:t>Тит. 302 зач.; 3, 8-15.</w:t>
+        <w:t xml:space="preserve">Тит. 302 </w:t>
+      </w:r>
+      <w:proofErr w:type="spellStart"/>
+      <w:r>
+        <w:rPr>
+          <w:rFonts w:ascii="Times New Roman" w:eastAsia="Times New Roman" w:hAnsi="Times New Roman" w:cs="Times New Roman"/>
+          <w:i/>
+          <w:color w:val="FF0000"/>
+        </w:rPr>
+        <w:t>зач</w:t>
+      </w:r>
+      <w:proofErr w:type="spellEnd"/>
+      <w:r>
+        <w:rPr>
+          <w:rFonts w:ascii="Times New Roman" w:eastAsia="Times New Roman" w:hAnsi="Times New Roman" w:cs="Times New Roman"/>
+          <w:i/>
+          <w:color w:val="FF0000"/>
+        </w:rPr>
+        <w:t>.; 3, 8-15.</w:t>
       </w:r>
     </w:p>
     <w:p>
@@ -266,21 +383,34 @@
       </w:pPr>
       <w:r>
         <w:rPr>
+          <w:rStyle w:val="Versetto"/>
+        </w:rPr>
+        <w:t>8.</w:t>
+      </w:r>
+      <w:r>
+        <w:rPr>
+          <w:color w:val="000000"/>
+        </w:rPr>
+        <w:t xml:space="preserve"> </w:t>
+      </w:r>
+      <w:r>
+        <w:rPr>
           <w:color w:val="000000"/>
         </w:rPr>
         <w:t>Сину Тите,</w:t>
       </w:r>
       <w:r>
         <w:rPr>
-          <w:rStyle w:val="Versetto"/>
-        </w:rPr>
-        <w:t xml:space="preserve"> 8.</w:t>
-      </w:r>
-      <w:r>
-        <w:rPr>
-          <w:color w:val="000000"/>
-        </w:rPr>
-        <w:t xml:space="preserve"> вірне це слово. І я хочу, щоб ти його запевняв, щоб ті, які увірували в Бога, старались пильно чинити добрі діла: це добре й корисне людям. </w:t>
+          <w:color w:val="000000"/>
+          <w:lang w:val="en-US"/>
+        </w:rPr>
+        <w:t xml:space="preserve"> </w:t>
+      </w:r>
+      <w:r>
+        <w:rPr>
+          <w:color w:val="000000"/>
+        </w:rPr>
+        <w:t xml:space="preserve">вірне це слово. І я хочу, щоб ти його запевняв, щоб ті, які увірували в Бога, старались пильно чинити добрі діла: це добре й корисне людям. </w:t>
       </w:r>
       <w:r>
         <w:rPr>
@@ -304,7 +434,19 @@
         <w:rPr>
           <w:color w:val="000000"/>
         </w:rPr>
-        <w:t xml:space="preserve"> Єретика чоловіка по перщім і другім попередженні цурайся, </w:t>
+        <w:t xml:space="preserve"> Єретика чоловіка по пер</w:t>
+      </w:r>
+      <w:r>
+        <w:rPr>
+          <w:color w:val="000000"/>
+        </w:rPr>
+        <w:t>ш</w:t>
+      </w:r>
+      <w:r>
+        <w:rPr>
+          <w:color w:val="000000"/>
+        </w:rPr>
+        <w:t xml:space="preserve">ім і другім попередженні цурайся, </w:t>
       </w:r>
       <w:r>
         <w:rPr>
@@ -339,7 +481,35 @@
         <w:rPr>
           <w:color w:val="000000"/>
         </w:rPr>
-        <w:t xml:space="preserve"> Коли пришлю до тебе Армета або Тихика, чимскоріше приходь до мене в Нікополь, бо я рішив там перезимувати. </w:t>
+        <w:t xml:space="preserve"> Коли пришлю до тебе </w:t>
+      </w:r>
+      <w:proofErr w:type="spellStart"/>
+      <w:r>
+        <w:rPr>
+          <w:color w:val="000000"/>
+        </w:rPr>
+        <w:t>Армета</w:t>
+      </w:r>
+      <w:proofErr w:type="spellEnd"/>
+      <w:r>
+        <w:rPr>
+          <w:color w:val="000000"/>
+        </w:rPr>
+        <w:t xml:space="preserve"> або </w:t>
+      </w:r>
+      <w:proofErr w:type="spellStart"/>
+      <w:r>
+        <w:rPr>
+          <w:color w:val="000000"/>
+        </w:rPr>
+        <w:t>Тихика</w:t>
+      </w:r>
+      <w:proofErr w:type="spellEnd"/>
+      <w:r>
+        <w:rPr>
+          <w:color w:val="000000"/>
+        </w:rPr>
+        <w:t xml:space="preserve">, чимскоріше приходь до мене в Нікополь, бо я рішив там перезимувати. </w:t>
       </w:r>
       <w:r>
         <w:rPr>
@@ -351,7 +521,35 @@
         <w:rPr>
           <w:color w:val="000000"/>
         </w:rPr>
-        <w:t xml:space="preserve"> Зину законника і Аполлоса випровадь дбайливо, щоб їм нічого не бракувало. </w:t>
+        <w:t xml:space="preserve"> </w:t>
+      </w:r>
+      <w:proofErr w:type="spellStart"/>
+      <w:r>
+        <w:rPr>
+          <w:color w:val="000000"/>
+        </w:rPr>
+        <w:t>Зину</w:t>
+      </w:r>
+      <w:proofErr w:type="spellEnd"/>
+      <w:r>
+        <w:rPr>
+          <w:color w:val="000000"/>
+        </w:rPr>
+        <w:t xml:space="preserve"> законника і </w:t>
+      </w:r>
+      <w:proofErr w:type="spellStart"/>
+      <w:r>
+        <w:rPr>
+          <w:color w:val="000000"/>
+        </w:rPr>
+        <w:t>Аполлоса</w:t>
+      </w:r>
+      <w:proofErr w:type="spellEnd"/>
+      <w:r>
+        <w:rPr>
+          <w:color w:val="000000"/>
+        </w:rPr>
+        <w:t xml:space="preserve"> випровадь дбайливо, щоб їм нічого не бракувало. </w:t>
       </w:r>
       <w:r>
         <w:rPr>
@@ -363,7 +561,19 @@
         <w:rPr>
           <w:color w:val="000000"/>
         </w:rPr>
-        <w:t xml:space="preserve"> Наші також нехай навчаться бути першими в добрих ділах для конечних потреб, щоб не були безплідними.</w:t>
+        <w:t xml:space="preserve"> Наші також нехай </w:t>
+      </w:r>
+      <w:r>
+        <w:rPr>
+          <w:color w:val="000000"/>
+        </w:rPr>
+        <w:t>навчаться</w:t>
+      </w:r>
+      <w:r>
+        <w:rPr>
+          <w:color w:val="000000"/>
+        </w:rPr>
+        <w:t xml:space="preserve"> бути першими в добрих ділах для конечних потреб, щоб не були безплідними.</w:t>
       </w:r>
     </w:p>
     <w:p>
@@ -405,13 +615,41 @@
           <w:color w:val="FF0000"/>
         </w:rPr>
       </w:pPr>
+      <w:proofErr w:type="spellStart"/>
       <w:r>
         <w:rPr>
           <w:rFonts w:ascii="Times New Roman" w:eastAsia="Times New Roman" w:hAnsi="Times New Roman" w:cs="Times New Roman"/>
           <w:i/>
           <w:color w:val="FF0000"/>
         </w:rPr>
-        <w:t>Фил. 302 зач.; 1, 1-25.</w:t>
+        <w:t>Фил</w:t>
+      </w:r>
+      <w:proofErr w:type="spellEnd"/>
+      <w:r>
+        <w:rPr>
+          <w:rFonts w:ascii="Times New Roman" w:eastAsia="Times New Roman" w:hAnsi="Times New Roman" w:cs="Times New Roman"/>
+          <w:i/>
+          <w:color w:val="FF0000"/>
+        </w:rPr>
+        <w:t xml:space="preserve">. 302 </w:t>
+      </w:r>
+      <w:proofErr w:type="spellStart"/>
+      <w:r>
+        <w:rPr>
+          <w:rFonts w:ascii="Times New Roman" w:eastAsia="Times New Roman" w:hAnsi="Times New Roman" w:cs="Times New Roman"/>
+          <w:i/>
+          <w:color w:val="FF0000"/>
+        </w:rPr>
+        <w:t>зач</w:t>
+      </w:r>
+      <w:proofErr w:type="spellEnd"/>
+      <w:r>
+        <w:rPr>
+          <w:rFonts w:ascii="Times New Roman" w:eastAsia="Times New Roman" w:hAnsi="Times New Roman" w:cs="Times New Roman"/>
+          <w:i/>
+          <w:color w:val="FF0000"/>
+        </w:rPr>
+        <w:t>.; 1, 1-25.</w:t>
       </w:r>
     </w:p>
     <w:p>
@@ -449,7 +687,21 @@
         <w:rPr>
           <w:color w:val="000000"/>
         </w:rPr>
-        <w:t xml:space="preserve"> Павло, в'язень Христа Ісуса, та брат Тимотей, любому Филимонові й нашому сотрудникові, </w:t>
+        <w:t xml:space="preserve"> Павло, в'язень Христа Ісуса, та брат Тимотей, любому Филимонові й нашому </w:t>
+      </w:r>
+      <w:proofErr w:type="spellStart"/>
+      <w:r>
+        <w:rPr>
+          <w:color w:val="000000"/>
+        </w:rPr>
+        <w:t>сотрудникові</w:t>
+      </w:r>
+      <w:proofErr w:type="spellEnd"/>
+      <w:r>
+        <w:rPr>
+          <w:color w:val="000000"/>
+        </w:rPr>
+        <w:t xml:space="preserve">, </w:t>
       </w:r>
       <w:r>
         <w:rPr>
@@ -461,7 +713,35 @@
         <w:rPr>
           <w:color w:val="000000"/>
         </w:rPr>
-        <w:t xml:space="preserve"> і сестрі любій Апфії та Архипові, нашому співвоїнові, і твоїй домашній Церкві: </w:t>
+        <w:t xml:space="preserve"> і сестрі любій </w:t>
+      </w:r>
+      <w:proofErr w:type="spellStart"/>
+      <w:r>
+        <w:rPr>
+          <w:color w:val="000000"/>
+        </w:rPr>
+        <w:t>Апфії</w:t>
+      </w:r>
+      <w:proofErr w:type="spellEnd"/>
+      <w:r>
+        <w:rPr>
+          <w:color w:val="000000"/>
+        </w:rPr>
+        <w:t xml:space="preserve"> та Архипові, нашому </w:t>
+      </w:r>
+      <w:proofErr w:type="spellStart"/>
+      <w:r>
+        <w:rPr>
+          <w:color w:val="000000"/>
+        </w:rPr>
+        <w:t>співвоїнові</w:t>
+      </w:r>
+      <w:proofErr w:type="spellEnd"/>
+      <w:r>
+        <w:rPr>
+          <w:color w:val="000000"/>
+        </w:rPr>
+        <w:t xml:space="preserve">, і твоїй домашній Церкві: </w:t>
       </w:r>
       <w:r>
         <w:rPr>
@@ -622,7 +902,21 @@
         <w:rPr>
           <w:color w:val="000000"/>
         </w:rPr>
-        <w:t xml:space="preserve"> Я хотів його затримати біля себе, щоб він, замість тебе, служив мені в кайданах євангелія. </w:t>
+        <w:t xml:space="preserve"> Я хотів його затримати біля себе, щоб він, замість тебе, служив мені в кайданах </w:t>
+      </w:r>
+      <w:proofErr w:type="spellStart"/>
+      <w:r>
+        <w:rPr>
+          <w:color w:val="000000"/>
+        </w:rPr>
+        <w:t>євангелія</w:t>
+      </w:r>
+      <w:proofErr w:type="spellEnd"/>
+      <w:r>
+        <w:rPr>
+          <w:color w:val="000000"/>
+        </w:rPr>
+        <w:t xml:space="preserve">. </w:t>
       </w:r>
       <w:r>
         <w:rPr>
@@ -717,7 +1011,21 @@
         <w:rPr>
           <w:color w:val="000000"/>
         </w:rPr>
-        <w:t xml:space="preserve"> Так воно, брате. Я так хотів би мати в Господі цю ласку від тебе! Заспокой у Христі моє серце.</w:t>
+        <w:t xml:space="preserve"> Так воно, брате. Я так хотів би мати в Господі цю ласку від тебе! </w:t>
+      </w:r>
+      <w:proofErr w:type="spellStart"/>
+      <w:r>
+        <w:rPr>
+          <w:color w:val="000000"/>
+        </w:rPr>
+        <w:t>Заспокой</w:t>
+      </w:r>
+      <w:proofErr w:type="spellEnd"/>
+      <w:r>
+        <w:rPr>
+          <w:color w:val="000000"/>
+        </w:rPr>
+        <w:t xml:space="preserve"> у Христі моє серце.</w:t>
       </w:r>
     </w:p>
     <w:p>
@@ -752,7 +1060,21 @@
         <w:rPr>
           <w:color w:val="000000"/>
         </w:rPr>
-        <w:t xml:space="preserve"> А заразом приготуй мені помешкання; надіюсь бо, що молитв ваших ради буду вам дарований.</w:t>
+        <w:t xml:space="preserve"> А заразом приготуй мені помешкання; надіюсь бо, що </w:t>
+      </w:r>
+      <w:proofErr w:type="spellStart"/>
+      <w:r>
+        <w:rPr>
+          <w:color w:val="000000"/>
+        </w:rPr>
+        <w:t>молитв</w:t>
+      </w:r>
+      <w:proofErr w:type="spellEnd"/>
+      <w:r>
+        <w:rPr>
+          <w:color w:val="000000"/>
+        </w:rPr>
+        <w:t xml:space="preserve"> ваших ради буду вам дарований.</w:t>
       </w:r>
     </w:p>
     <w:p>
@@ -775,7 +1097,21 @@
         <w:rPr>
           <w:color w:val="000000"/>
         </w:rPr>
-        <w:t xml:space="preserve"> Вітає тебе Епафр, мій товариш неволі у Христі Ісусі, </w:t>
+        <w:t xml:space="preserve"> Вітає тебе </w:t>
+      </w:r>
+      <w:proofErr w:type="spellStart"/>
+      <w:r>
+        <w:rPr>
+          <w:color w:val="000000"/>
+        </w:rPr>
+        <w:t>Епафр</w:t>
+      </w:r>
+      <w:proofErr w:type="spellEnd"/>
+      <w:r>
+        <w:rPr>
+          <w:color w:val="000000"/>
+        </w:rPr>
+        <w:t xml:space="preserve">, мій товариш неволі у Христі Ісусі, </w:t>
       </w:r>
       <w:r>
         <w:rPr>
@@ -787,7 +1123,21 @@
         <w:rPr>
           <w:color w:val="000000"/>
         </w:rPr>
-        <w:t xml:space="preserve"> Марко, Аристарх, Димас і Лука, мої співробітники. </w:t>
+        <w:t xml:space="preserve"> Марко, Аристарх, </w:t>
+      </w:r>
+      <w:proofErr w:type="spellStart"/>
+      <w:r>
+        <w:rPr>
+          <w:color w:val="000000"/>
+        </w:rPr>
+        <w:t>Димас</w:t>
+      </w:r>
+      <w:proofErr w:type="spellEnd"/>
+      <w:r>
+        <w:rPr>
+          <w:color w:val="000000"/>
+        </w:rPr>
+        <w:t xml:space="preserve"> і Лука, мої співробітники. </w:t>
       </w:r>
       <w:r>
         <w:rPr>
@@ -802,7 +1152,6 @@
         <w:t xml:space="preserve"> Благодать Господа Ісуса Христа з вашим духом. Амінь.</w:t>
       </w:r>
     </w:p>
-    <w:p/>
     <w:sectPr>
       <w:pgSz w:w="11906" w:h="16838"/>
       <w:pgMar w:top="850" w:right="850" w:bottom="850" w:left="1417" w:header="708" w:footer="708" w:gutter="0"/>
